--- a/report_template/template_main/tBRCA_CustomEdition_AHSL_v4.2.0.docx
+++ b/report_template/template_main/tBRCA_CustomEdition_AHSL_v4.2.0.docx
@@ -12569,15 +12569,45 @@
           <w:rFonts w:ascii="Times New Roman" w:hAnsi="Times New Roman" w:hint="eastAsia"/>
           <w:szCs w:val="21"/>
         </w:rPr>
-        <w:t>）与中国专家共识《二代测序临床报告解读指引》。根据变异在不同癌种中对应的药物敏感性、诊断及预后证</w:t>
+        <w:t>）与中国专家共识</w:t>
+      </w:r>
+      <w:r>
+        <w:rPr>
+          <w:rFonts w:ascii="Times New Roman" w:hAnsi="Times New Roman"/>
+          <w:szCs w:val="21"/>
+        </w:rPr>
+        <w:t>{{</w:t>
+      </w:r>
+      <w:proofErr w:type="spellStart"/>
+      <w:r>
+        <w:rPr>
+          <w:rFonts w:ascii="Times New Roman" w:hAnsi="Times New Roman"/>
+          <w:szCs w:val="21"/>
+        </w:rPr>
+        <w:t>sample.guideline.ngs_clinic_report_inter</w:t>
+      </w:r>
+      <w:proofErr w:type="spellEnd"/>
+      <w:r>
+        <w:rPr>
+          <w:rFonts w:ascii="Times New Roman" w:hAnsi="Times New Roman"/>
+          <w:szCs w:val="21"/>
+        </w:rPr>
+        <w:t>}}</w:t>
       </w:r>
       <w:r>
         <w:rPr>
           <w:rFonts w:ascii="Times New Roman" w:hAnsi="Times New Roman" w:hint="eastAsia"/>
           <w:szCs w:val="21"/>
         </w:rPr>
+        <w:t>。根据变异在不同癌种中对应的药物敏感性、诊</w:t>
+      </w:r>
+      <w:r>
+        <w:rPr>
+          <w:rFonts w:ascii="Times New Roman" w:hAnsi="Times New Roman" w:hint="eastAsia"/>
+          <w:szCs w:val="21"/>
+        </w:rPr>
         <w:lastRenderedPageBreak/>
-        <w:t>据分为四个等级：</w:t>
+        <w:t>断及预后证据分为四个等级：</w:t>
       </w:r>
       <w:r>
         <w:rPr>
@@ -13292,21 +13322,11 @@
       </w:rPr>
       <w:t>共</w:t>
     </w:r>
-    <w:r>
-      <w:fldChar w:fldCharType="begin"/>
-    </w:r>
-    <w:r>
-      <w:instrText>NUMPAGES  \* Arabic  \* MERGEFORMAT</w:instrText>
-    </w:r>
-    <w:r>
-      <w:fldChar w:fldCharType="separate"/>
-    </w:r>
-    <w:r>
-      <w:t>13</w:t>
-    </w:r>
-    <w:r>
-      <w:fldChar w:fldCharType="end"/>
-    </w:r>
+    <w:fldSimple w:instr="NUMPAGES  \* Arabic  \* MERGEFORMAT">
+      <w:r>
+        <w:t>13</w:t>
+      </w:r>
+    </w:fldSimple>
     <w:r>
       <w:rPr>
         <w:rFonts w:hint="eastAsia"/>
@@ -14054,21 +14074,11 @@
       </w:rPr>
       <w:t>共</w:t>
     </w:r>
-    <w:r>
-      <w:fldChar w:fldCharType="begin"/>
-    </w:r>
-    <w:r>
-      <w:instrText>NUMPAGES  \* Arabic  \* MERGEFORMAT</w:instrText>
-    </w:r>
-    <w:r>
-      <w:fldChar w:fldCharType="separate"/>
-    </w:r>
-    <w:r>
-      <w:t>5</w:t>
-    </w:r>
-    <w:r>
-      <w:fldChar w:fldCharType="end"/>
-    </w:r>
+    <w:fldSimple w:instr="NUMPAGES  \* Arabic  \* MERGEFORMAT">
+      <w:r>
+        <w:t>5</w:t>
+      </w:r>
+    </w:fldSimple>
     <w:r>
       <w:rPr>
         <w:rFonts w:hint="eastAsia"/>
@@ -16789,10 +16799,6 @@
 </file>
 
 <file path=customXml/item1.xml><?xml version="1.0" encoding="utf-8"?>
-<b:Sources xmlns:b="http://schemas.openxmlformats.org/officeDocument/2006/bibliography" xmlns="http://schemas.openxmlformats.org/officeDocument/2006/bibliography" SelectedStyle="\APASixthEditionOfficeOnline.xsl" StyleName="APA" Version="6"/>
-</file>
-
-<file path=customXml/item2.xml><?xml version="1.0" encoding="utf-8"?>
 <s:customData xmlns="http://www.wps.cn/officeDocument/2013/wpsCustomData" xmlns:s="http://www.wps.cn/officeDocument/2013/wpsCustomData">
   <customSectProps>
     <customSectPr/>
@@ -16803,18 +16809,22 @@
 </s:customData>
 </file>
 
+<file path=customXml/item2.xml><?xml version="1.0" encoding="utf-8"?>
+<b:Sources xmlns:b="http://schemas.openxmlformats.org/officeDocument/2006/bibliography" xmlns="http://schemas.openxmlformats.org/officeDocument/2006/bibliography" SelectedStyle="\APASixthEditionOfficeOnline.xsl" StyleName="APA" Version="6"/>
+</file>
+
 <file path=customXml/itemProps1.xml><?xml version="1.0" encoding="utf-8"?>
+<ds:datastoreItem xmlns:ds="http://schemas.openxmlformats.org/officeDocument/2006/customXml" ds:itemID="{B1977F7D-205B-4081-913C-38D41E755F92}">
+  <ds:schemaRefs>
+    <ds:schemaRef ds:uri="http://www.wps.cn/officeDocument/2013/wpsCustomData"/>
+  </ds:schemaRefs>
+</ds:datastoreItem>
+</file>
+
+<file path=customXml/itemProps2.xml><?xml version="1.0" encoding="utf-8"?>
 <ds:datastoreItem xmlns:ds="http://schemas.openxmlformats.org/officeDocument/2006/customXml" ds:itemID="{07A17BE6-64AB-4AD0-87E3-67CC6EBE2677}">
   <ds:schemaRefs>
     <ds:schemaRef ds:uri="http://schemas.openxmlformats.org/officeDocument/2006/bibliography"/>
   </ds:schemaRefs>
 </ds:datastoreItem>
-</file>
-
-<file path=customXml/itemProps2.xml><?xml version="1.0" encoding="utf-8"?>
-<ds:datastoreItem xmlns:ds="http://schemas.openxmlformats.org/officeDocument/2006/customXml" ds:itemID="{B1977F7D-205B-4081-913C-38D41E755F92}">
-  <ds:schemaRefs>
-    <ds:schemaRef ds:uri="http://www.wps.cn/officeDocument/2013/wpsCustomData"/>
-  </ds:schemaRefs>
-</ds:datastoreItem>
 </file>